--- a/Hamza-Syrage-Frontend-Engineer-Resume.docx
+++ b/Hamza-Syrage-Frontend-Engineer-Resume.docx
@@ -52,7 +52,7 @@
         <w:br/>
         <w:t xml:space="preserve"/>
       </w:r>
-      <w:hyperlink w:history="1" r:id="rId2sdda76gwwamxpzhgcidm">
+      <w:hyperlink w:history="1" r:id="rIdk9pqipmqbq2i_oyxftnlu">
         <w:r>
           <w:rPr>
             <w:rStyle w:val="Hyperlink"/>
@@ -73,7 +73,7 @@
         </w:rPr>
         <w:t xml:space="preserve">  |  </w:t>
       </w:r>
-      <w:hyperlink w:history="1" r:id="rIdtwtjiwk8pdxjrt_9lk_ye">
+      <w:hyperlink w:history="1" r:id="rId4-rox1vdea-1hnf5mnh9h">
         <w:r>
           <w:rPr>
             <w:rStyle w:val="Hyperlink"/>
@@ -94,7 +94,7 @@
         </w:rPr>
         <w:t xml:space="preserve">  |  </w:t>
       </w:r>
-      <w:hyperlink w:history="1" r:id="rIdk-b_dkamjr7iia4lcs0u-">
+      <w:hyperlink w:history="1" r:id="rIdamimc1xtnaochtt-tkmba">
         <w:r>
           <w:rPr>
             <w:rStyle w:val="Hyperlink"/>
@@ -185,7 +185,7 @@
         </w:rPr>
         <w:t xml:space="preserve">Frontend Developer - </w:t>
       </w:r>
-      <w:hyperlink w:history="1" r:id="rIdx5ygyg1zwrfnjjyyjto0n">
+      <w:hyperlink w:history="1" r:id="rIdk3j8ew26-g-wvw-gj9lr1">
         <w:r>
           <w:rPr>
             <w:rStyle w:val="Hyperlink"/>
@@ -224,7 +224,7 @@
         </w:rPr>
         <w:t xml:space="preserve">Remote (UAE) - client work delivered for </w:t>
       </w:r>
-      <w:hyperlink w:history="1" r:id="rIdd6sgyyh4idk0h5t9y9qoa">
+      <w:hyperlink w:history="1" r:id="rIdcuttgworrnuj8dtlhju--">
         <w:r>
           <w:rPr>
             <w:rStyle w:val="Hyperlink"/>
@@ -391,7 +391,7 @@
         </w:rPr>
         <w:t xml:space="preserve">Portfolio Site - </w:t>
       </w:r>
-      <w:hyperlink w:history="1" r:id="rIdceff2v6vcpml7ngjgaocx">
+      <w:hyperlink w:history="1" r:id="rIdx3fjxboes5wjvsczsjzh4">
         <w:r>
           <w:rPr>
             <w:rStyle w:val="Hyperlink"/>
@@ -438,7 +438,7 @@
         </w:rPr>
         <w:t xml:space="preserve">3D Physics-Based Ping Pong Simulation - </w:t>
       </w:r>
-      <w:hyperlink w:history="1" r:id="rIdnn_l-ojiyazve4t7gfr-q">
+      <w:hyperlink w:history="1" r:id="rIdsdman8zc0d-n-i6tx7eov">
         <w:r>
           <w:rPr>
             <w:rStyle w:val="Hyperlink"/>
@@ -485,7 +485,7 @@
         </w:rPr>
         <w:t xml:space="preserve">StayBay - </w:t>
       </w:r>
-      <w:hyperlink w:history="1" r:id="rId0j3ubisfijwpmsqvtjp2i">
+      <w:hyperlink w:history="1" r:id="rIdelcbwftrxnzij1rn9wzcc">
         <w:r>
           <w:rPr>
             <w:rStyle w:val="Hyperlink"/>
@@ -947,114 +947,6 @@
 
 <file path=word/numbering.xml><?xml version="1.0" encoding="utf-8"?>
 <w:numbering xmlns:wpc="http://schemas.microsoft.com/office/word/2010/wordprocessingCanvas" xmlns:mc="http://schemas.openxmlformats.org/markup-compatibility/2006" xmlns:o="urn:schemas-microsoft-com:office:office" xmlns:r="http://schemas.openxmlformats.org/officeDocument/2006/relationships" xmlns:m="http://schemas.openxmlformats.org/officeDocument/2006/math" xmlns:v="urn:schemas-microsoft-com:vml" xmlns:wp14="http://schemas.microsoft.com/office/word/2010/wordprocessingDrawing" xmlns:wp="http://schemas.openxmlformats.org/drawingml/2006/wordprocessingDrawing" xmlns:w10="urn:schemas-microsoft-com:office:word" xmlns:w="http://schemas.openxmlformats.org/wordprocessingml/2006/main" xmlns:w14="http://schemas.microsoft.com/office/word/2010/wordml" xmlns:w15="http://schemas.microsoft.com/office/word/2012/wordml" xmlns:wpg="http://schemas.microsoft.com/office/word/2010/wordprocessingGroup" xmlns:wpi="http://schemas.microsoft.com/office/word/2010/wordprocessingInk" xmlns:wne="http://schemas.microsoft.com/office/word/2006/wordml" xmlns:wps="http://schemas.microsoft.com/office/word/2010/wordprocessingShape" mc:Ignorable="w14 w15 wp14">
-  <w:abstractNum w:abstractNumId="1" w15:restartNumberingAfterBreak="0">
-    <w:multiLevelType w:val="hybridMultilevel"/>
-    <w:lvl w:ilvl="0" w15:tentative="1">
-      <w:start w:val="1"/>
-      <w:numFmt w:val="bullet"/>
-      <w:lvlText w:val="●"/>
-      <w:lvlJc w:val="left"/>
-      <w:pPr>
-        <w:ind w:left="720" w:hanging="360"/>
-      </w:pPr>
-    </w:lvl>
-    <w:lvl w:ilvl="1" w15:tentative="1">
-      <w:start w:val="1"/>
-      <w:numFmt w:val="bullet"/>
-      <w:lvlText w:val="○"/>
-      <w:lvlJc w:val="left"/>
-      <w:pPr>
-        <w:ind w:left="1440" w:hanging="360"/>
-      </w:pPr>
-    </w:lvl>
-    <w:lvl w:ilvl="2" w15:tentative="1">
-      <w:start w:val="1"/>
-      <w:numFmt w:val="bullet"/>
-      <w:lvlText w:val="■"/>
-      <w:lvlJc w:val="left"/>
-      <w:pPr>
-        <w:ind w:left="2160" w:hanging="360"/>
-      </w:pPr>
-    </w:lvl>
-    <w:lvl w:ilvl="3" w15:tentative="1">
-      <w:start w:val="1"/>
-      <w:numFmt w:val="bullet"/>
-      <w:lvlText w:val="●"/>
-      <w:lvlJc w:val="left"/>
-      <w:pPr>
-        <w:ind w:left="2880" w:hanging="360"/>
-      </w:pPr>
-    </w:lvl>
-    <w:lvl w:ilvl="4" w15:tentative="1">
-      <w:start w:val="1"/>
-      <w:numFmt w:val="bullet"/>
-      <w:lvlText w:val="○"/>
-      <w:lvlJc w:val="left"/>
-      <w:pPr>
-        <w:ind w:left="3600" w:hanging="360"/>
-      </w:pPr>
-    </w:lvl>
-    <w:lvl w:ilvl="5" w15:tentative="1">
-      <w:start w:val="1"/>
-      <w:numFmt w:val="bullet"/>
-      <w:lvlText w:val="■"/>
-      <w:lvlJc w:val="left"/>
-      <w:pPr>
-        <w:ind w:left="4320" w:hanging="360"/>
-      </w:pPr>
-    </w:lvl>
-    <w:lvl w:ilvl="6" w15:tentative="1">
-      <w:start w:val="1"/>
-      <w:numFmt w:val="bullet"/>
-      <w:lvlText w:val="●"/>
-      <w:lvlJc w:val="left"/>
-      <w:pPr>
-        <w:ind w:left="5040" w:hanging="360"/>
-      </w:pPr>
-    </w:lvl>
-    <w:lvl w:ilvl="7" w15:tentative="1">
-      <w:start w:val="1"/>
-      <w:numFmt w:val="bullet"/>
-      <w:lvlText w:val="●"/>
-      <w:lvlJc w:val="left"/>
-      <w:pPr>
-        <w:ind w:left="5760" w:hanging="360"/>
-      </w:pPr>
-    </w:lvl>
-    <w:lvl w:ilvl="8" w15:tentative="1">
-      <w:start w:val="1"/>
-      <w:numFmt w:val="bullet"/>
-      <w:lvlText w:val="●"/>
-      <w:lvlJc w:val="left"/>
-      <w:pPr>
-        <w:ind w:left="6480" w:hanging="360"/>
-      </w:pPr>
-    </w:lvl>
-  </w:abstractNum>
-  <w:abstractNum w:abstractNumId="2" w15:restartNumberingAfterBreak="0">
-    <w:multiLevelType w:val="hybridMultilevel"/>
-    <w:lvl w:ilvl="0" w15:tentative="1">
-      <w:start w:val="1"/>
-      <w:numFmt w:val="bullet"/>
-      <w:lvlText w:val="•"/>
-      <w:lvlJc w:val="left"/>
-      <w:pPr>
-        <w:ind w:left="316" w:hanging="230"/>
-      </w:pPr>
-    </w:lvl>
-  </w:abstractNum>
-  <w:num w:numId="1">
-    <w:abstractNumId w:val="1"/>
-    <w:lvlOverride w:ilvl="0">
-      <w:startOverride w:val="1"/>
-    </w:lvlOverride>
-  </w:num>
-  <w:num w:numId="2">
-    <w:abstractNumId w:val="2"/>
-    <w:lvlOverride w:ilvl="0">
-      <w:startOverride w:val="1"/>
-    </w:lvlOverride>
-  </w:num>
   <w:abstractNum w:abstractNumId="1" w15:restartNumberingAfterBreak="0">
     <w:multiLevelType w:val="hybridMultilevel"/>
     <w:lvl w:ilvl="0" w15:tentative="1">
